--- a/entregables/examenes/Banco_Preguntas_Moodle_82514.docx
+++ b/entregables/examenes/Banco_Preguntas_Moodle_82514.docx
@@ -5188,7 +5188,7 @@
           <w:sz w:val="22"/>
           <w:szCs w:val="22"/>
         </w:rPr>
-        <w:t xml:space="preserve">El bias de un giróscopo es el gran enemigo de la navegación inercial porque…</w:t>
+        <w:t xml:space="preserve">El bias de un acelerómetro es el gran enemigo de la navegación inercial porque…</w:t>
       </w:r>
     </w:p>
     <w:p>
@@ -7830,7 +7830,7 @@
           <w:sz w:val="21"/>
           <w:szCs w:val="21"/>
         </w:rPr>
-        <w:t xml:space="preserve">La traspuesta del jacobiano nunca puede ser singular: la estática funciona incluso en singularidades</w:t>
+        <w:t xml:space="preserve">No requiere invertir el jacobiano: la estática sigue definida incluso en singularidades</w:t>
       </w:r>
     </w:p>
     <w:p>
@@ -7940,7 +7940,7 @@
           <w:sz w:val="20"/>
           <w:szCs w:val="20"/>
         </w:rPr>
-        <w:t xml:space="preserve">Corke: «la traspuesta del jacobiano nunca puede ser singular» (S19).</w:t>
+        <w:t xml:space="preserve">τ = Jᵀ·F no requiere invertir J: la estática no explota en singularidades (Corke, 2023, p. 325; S19).</w:t>
       </w:r>
     </w:p>
     <w:p>
